--- a/TP CONSIGNA.docx
+++ b/TP CONSIGNA.docx
@@ -46,6 +46,7 @@
         </w:rPr>
         <w:t>        </w:t>
       </w:r>
+      <w:proofErr w:type="gramStart"/>
       <w:r>
         <w:rPr>
           <w:rFonts w:ascii="Segoe UI Emoji" w:hAnsi="Segoe UI Emoji" w:cs="Segoe UI Emoji"/>
@@ -67,7 +68,16 @@
           <w:b/>
           <w:bCs/>
         </w:rPr>
-        <w:t>🖱️</w:t>
+        <w:t>🖱</w:t>
+      </w:r>
+      <w:proofErr w:type="gramEnd"/>
+      <w:r>
+        <w:rPr>
+          <w:rFonts w:ascii="Segoe UI Emoji" w:hAnsi="Segoe UI Emoji" w:cs="Segoe UI Emoji"/>
+          <w:b/>
+          <w:bCs/>
+        </w:rPr>
+        <w:t>️</w:t>
       </w:r>
       <w:r>
         <w:rPr>
@@ -280,47 +290,39 @@
     </w:p>
     <w:p>
       <w:pPr>
-        <w:rPr>
-          <w:b/>
-          <w:bCs/>
-        </w:rPr>
-      </w:pPr>
-      <w:r>
-        <w:rPr>
-          <w:b/>
-          <w:bCs/>
-        </w:rPr>
-        <w:t>•</w:t>
-      </w:r>
-      <w:r>
-        <w:rPr>
-          <w:b/>
-          <w:bCs/>
-        </w:rPr>
-        <w:tab/>
+        <w:numPr>
+          <w:ilvl w:val="0"/>
+          <w:numId w:val="3"/>
+        </w:numPr>
+        <w:rPr>
+          <w:b/>
+          <w:bCs/>
+        </w:rPr>
+      </w:pPr>
+      <w:r>
+        <w:rPr>
+          <w:b/>
+          <w:bCs/>
+        </w:rPr>
         <w:t>Leer la documentación de Testing en Unidad 4 Implementación y Testing</w:t>
       </w:r>
     </w:p>
     <w:p>
       <w:pPr>
-        <w:rPr>
-          <w:b/>
-          <w:bCs/>
-        </w:rPr>
-      </w:pPr>
-      <w:r>
-        <w:rPr>
-          <w:b/>
-          <w:bCs/>
-        </w:rPr>
-        <w:t>•</w:t>
-      </w:r>
-      <w:r>
-        <w:rPr>
-          <w:b/>
-          <w:bCs/>
-        </w:rPr>
-        <w:tab/>
+        <w:numPr>
+          <w:ilvl w:val="0"/>
+          <w:numId w:val="3"/>
+        </w:numPr>
+        <w:rPr>
+          <w:b/>
+          <w:bCs/>
+        </w:rPr>
+      </w:pPr>
+      <w:r>
+        <w:rPr>
+          <w:b/>
+          <w:bCs/>
+        </w:rPr>
         <w:t>Observar los</w:t>
       </w:r>
       <w:r>
@@ -371,19 +373,1069 @@
       </w:r>
       <w:r>
         <w:rPr>
-          <w:b/>
-          <w:bCs/>
-        </w:rPr>
-        <w:t xml:space="preserve"> </w:t>
+          <w:rFonts w:ascii="Calibri" w:hAnsi="Calibri" w:cs="Calibri"/>
+          <w:b/>
+          <w:bCs/>
+        </w:rPr>
+        <w:t> </w:t>
       </w:r>
       <w:hyperlink r:id="rId6" w:tgtFrame="_self" w:history="1">
         <w:r>
           <w:rPr>
             <w:rStyle w:val="Hipervnculo"/>
+            <w:b/>
+            <w:bCs/>
           </w:rPr>
           <w:t>este enlace</w:t>
         </w:r>
       </w:hyperlink>
+    </w:p>
+    <w:p>
+      <w:pPr>
+        <w:numPr>
+          <w:ilvl w:val="0"/>
+          <w:numId w:val="3"/>
+        </w:numPr>
+        <w:rPr>
+          <w:b/>
+          <w:bCs/>
+        </w:rPr>
+      </w:pPr>
+      <w:r>
+        <w:rPr>
+          <w:b/>
+          <w:bCs/>
+        </w:rPr>
+        <w:t xml:space="preserve">CLONAR </w:t>
+      </w:r>
+      <w:r>
+        <w:rPr>
+          <w:rFonts w:ascii="Segoe UI Emoji" w:hAnsi="Segoe UI Emoji" w:cs="Segoe UI Emoji"/>
+          <w:b/>
+          <w:bCs/>
+        </w:rPr>
+        <w:t>🟥</w:t>
+      </w:r>
+      <w:r>
+        <w:rPr>
+          <w:rFonts w:ascii="Segoe UI Symbol" w:hAnsi="Segoe UI Symbol" w:cs="Segoe UI Symbol"/>
+          <w:b/>
+          <w:bCs/>
+        </w:rPr>
+        <w:t>⃢▸</w:t>
+      </w:r>
+      <w:r>
+        <w:rPr>
+          <w:b/>
+          <w:bCs/>
+        </w:rPr>
+        <w:t xml:space="preserve">ESTE REPOSITORIO y ADAPTARLO </w:t>
+      </w:r>
+      <w:r>
+        <w:rPr>
+          <w:rFonts w:ascii="Segoe UI Emoji" w:hAnsi="Segoe UI Emoji" w:cs="Segoe UI Emoji"/>
+          <w:b/>
+          <w:bCs/>
+        </w:rPr>
+        <w:t>🖱️</w:t>
+      </w:r>
+      <w:r>
+        <w:rPr>
+          <w:b/>
+          <w:bCs/>
+        </w:rPr>
+        <w:t>: ̗̀</w:t>
+      </w:r>
+      <w:r>
+        <w:rPr>
+          <w:rFonts w:ascii="Segoe UI Symbol" w:hAnsi="Segoe UI Symbol" w:cs="Segoe UI Symbol"/>
+          <w:b/>
+          <w:bCs/>
+        </w:rPr>
+        <w:t>➛</w:t>
+      </w:r>
+      <w:hyperlink r:id="rId7" w:tgtFrame="_blank" w:history="1">
+        <w:r>
+          <w:rPr>
+            <w:rStyle w:val="Hipervnculo"/>
+            <w:b/>
+            <w:bCs/>
+          </w:rPr>
+          <w:t xml:space="preserve"> repositorio</w:t>
+        </w:r>
+      </w:hyperlink>
+    </w:p>
+    <w:p>
+      <w:pPr>
+        <w:rPr>
+          <w:b/>
+          <w:bCs/>
+        </w:rPr>
+      </w:pPr>
+      <w:r>
+        <w:rPr>
+          <w:b/>
+          <w:bCs/>
+        </w:rPr>
+        <w:t> SUGERENCIAS PARA RESOLVER CORRECTAMENTE</w:t>
+      </w:r>
+    </w:p>
+    <w:p>
+      <w:pPr>
+        <w:rPr>
+          <w:b/>
+          <w:bCs/>
+        </w:rPr>
+      </w:pPr>
+      <w:hyperlink r:id="rId8" w:tgtFrame="_blank" w:history="1">
+        <w:r>
+          <w:rPr>
+            <w:rStyle w:val="Hipervnculo"/>
+            <w:b/>
+            <w:bCs/>
+          </w:rPr>
+          <w:t>https://github.com/IngenieriaTest-2026ulp/plantilla-tp5-junit5.git</w:t>
+        </w:r>
+      </w:hyperlink>
+    </w:p>
+    <w:p>
+      <w:pPr>
+        <w:rPr>
+          <w:b/>
+          <w:bCs/>
+        </w:rPr>
+      </w:pPr>
+      <w:r>
+        <w:rPr>
+          <w:b/>
+          <w:bCs/>
+        </w:rPr>
+        <w:t>Guía de entrega de la Tarea - JUnit 5</w:t>
+      </w:r>
+    </w:p>
+    <w:p>
+      <w:pPr>
+        <w:rPr>
+          <w:b/>
+          <w:bCs/>
+        </w:rPr>
+      </w:pPr>
+      <w:r>
+        <w:rPr>
+          <w:b/>
+          <w:bCs/>
+        </w:rPr>
+        <w:t>Para realizar y entregar la actividad utilizando GitHub, debes seguir estrictamente los siguientes pasos. No es necesario que envíes archivos .zip.</w:t>
+      </w:r>
+    </w:p>
+    <w:p>
+      <w:pPr>
+        <w:rPr>
+          <w:b/>
+          <w:bCs/>
+        </w:rPr>
+      </w:pPr>
+      <w:r>
+        <w:rPr>
+          <w:b/>
+          <w:bCs/>
+        </w:rPr>
+        <w:t>Paso 1: Crear tu repositorio dentro de la organización de la materia</w:t>
+      </w:r>
+    </w:p>
+    <w:p>
+      <w:pPr>
+        <w:numPr>
+          <w:ilvl w:val="0"/>
+          <w:numId w:val="4"/>
+        </w:numPr>
+        <w:rPr>
+          <w:b/>
+          <w:bCs/>
+        </w:rPr>
+      </w:pPr>
+      <w:r>
+        <w:rPr>
+          <w:b/>
+          <w:bCs/>
+        </w:rPr>
+        <w:t>Inicia sesión en tu cuenta de GitHub.</w:t>
+      </w:r>
+    </w:p>
+    <w:p>
+      <w:pPr>
+        <w:numPr>
+          <w:ilvl w:val="0"/>
+          <w:numId w:val="4"/>
+        </w:numPr>
+        <w:rPr>
+          <w:b/>
+          <w:bCs/>
+        </w:rPr>
+      </w:pPr>
+      <w:r>
+        <w:rPr>
+          <w:b/>
+          <w:bCs/>
+        </w:rPr>
+        <w:t xml:space="preserve">Entra al enlace de la plantilla del proyecto: </w:t>
+      </w:r>
+      <w:hyperlink r:id="rId9" w:tgtFrame="_blank" w:history="1">
+        <w:r>
+          <w:rPr>
+            <w:rStyle w:val="Hipervnculo"/>
+            <w:b/>
+            <w:bCs/>
+          </w:rPr>
+          <w:t>https://github.com/IngenieriaTest-2026ulp/plantilla-tarea1-junit</w:t>
+        </w:r>
+      </w:hyperlink>
+      <w:r>
+        <w:rPr>
+          <w:b/>
+          <w:bCs/>
+        </w:rPr>
+        <w:t xml:space="preserve"> </w:t>
+      </w:r>
+      <w:r>
+        <w:rPr>
+          <w:b/>
+          <w:bCs/>
+          <w:i/>
+          <w:iCs/>
+        </w:rPr>
+        <w:t>(Nota para el profe: cambia esto por tu link real)</w:t>
+      </w:r>
+      <w:r>
+        <w:rPr>
+          <w:b/>
+          <w:bCs/>
+        </w:rPr>
+        <w:t>.</w:t>
+      </w:r>
+    </w:p>
+    <w:p>
+      <w:pPr>
+        <w:numPr>
+          <w:ilvl w:val="0"/>
+          <w:numId w:val="4"/>
+        </w:numPr>
+        <w:rPr>
+          <w:b/>
+          <w:bCs/>
+        </w:rPr>
+      </w:pPr>
+      <w:r>
+        <w:rPr>
+          <w:b/>
+          <w:bCs/>
+        </w:rPr>
+        <w:t xml:space="preserve">Haz clic en el botón verde "Use </w:t>
+      </w:r>
+      <w:proofErr w:type="spellStart"/>
+      <w:r>
+        <w:rPr>
+          <w:b/>
+          <w:bCs/>
+        </w:rPr>
+        <w:t>this</w:t>
+      </w:r>
+      <w:proofErr w:type="spellEnd"/>
+      <w:r>
+        <w:rPr>
+          <w:b/>
+          <w:bCs/>
+        </w:rPr>
+        <w:t xml:space="preserve"> </w:t>
+      </w:r>
+      <w:proofErr w:type="spellStart"/>
+      <w:r>
+        <w:rPr>
+          <w:b/>
+          <w:bCs/>
+        </w:rPr>
+        <w:t>template</w:t>
+      </w:r>
+      <w:proofErr w:type="spellEnd"/>
+      <w:r>
+        <w:rPr>
+          <w:b/>
+          <w:bCs/>
+        </w:rPr>
+        <w:t>" (Usar esta plantilla) y selecciona "</w:t>
+      </w:r>
+      <w:proofErr w:type="spellStart"/>
+      <w:r>
+        <w:rPr>
+          <w:b/>
+          <w:bCs/>
+        </w:rPr>
+        <w:t>Create</w:t>
+      </w:r>
+      <w:proofErr w:type="spellEnd"/>
+      <w:r>
+        <w:rPr>
+          <w:b/>
+          <w:bCs/>
+        </w:rPr>
+        <w:t xml:space="preserve"> a new </w:t>
+      </w:r>
+      <w:proofErr w:type="spellStart"/>
+      <w:r>
+        <w:rPr>
+          <w:b/>
+          <w:bCs/>
+        </w:rPr>
+        <w:t>repository</w:t>
+      </w:r>
+      <w:proofErr w:type="spellEnd"/>
+      <w:r>
+        <w:rPr>
+          <w:b/>
+          <w:bCs/>
+        </w:rPr>
+        <w:t>".</w:t>
+      </w:r>
+    </w:p>
+    <w:p>
+      <w:pPr>
+        <w:numPr>
+          <w:ilvl w:val="0"/>
+          <w:numId w:val="4"/>
+        </w:numPr>
+        <w:rPr>
+          <w:b/>
+          <w:bCs/>
+        </w:rPr>
+      </w:pPr>
+      <w:r>
+        <w:rPr>
+          <w:b/>
+          <w:bCs/>
+        </w:rPr>
+        <w:t>En la pantalla de configuración:</w:t>
+      </w:r>
+    </w:p>
+    <w:p>
+      <w:pPr>
+        <w:numPr>
+          <w:ilvl w:val="1"/>
+          <w:numId w:val="4"/>
+        </w:numPr>
+        <w:rPr>
+          <w:b/>
+          <w:bCs/>
+        </w:rPr>
+      </w:pPr>
+      <w:proofErr w:type="spellStart"/>
+      <w:r>
+        <w:rPr>
+          <w:b/>
+          <w:bCs/>
+        </w:rPr>
+        <w:t>Owner</w:t>
+      </w:r>
+      <w:proofErr w:type="spellEnd"/>
+      <w:r>
+        <w:rPr>
+          <w:b/>
+          <w:bCs/>
+        </w:rPr>
+        <w:t xml:space="preserve"> (Propietario): Por defecto saldrá tu nombre de usuario. Haz clic ahí y selecciona obligatoriamente la organización del curso: IngenieriaTest-2026ulp.</w:t>
+      </w:r>
+    </w:p>
+    <w:p>
+      <w:pPr>
+        <w:numPr>
+          <w:ilvl w:val="1"/>
+          <w:numId w:val="4"/>
+        </w:numPr>
+        <w:rPr>
+          <w:b/>
+          <w:bCs/>
+        </w:rPr>
+      </w:pPr>
+      <w:proofErr w:type="spellStart"/>
+      <w:r>
+        <w:rPr>
+          <w:b/>
+          <w:bCs/>
+        </w:rPr>
+        <w:t>Repository</w:t>
+      </w:r>
+      <w:proofErr w:type="spellEnd"/>
+      <w:r>
+        <w:rPr>
+          <w:b/>
+          <w:bCs/>
+        </w:rPr>
+        <w:t xml:space="preserve"> </w:t>
+      </w:r>
+      <w:proofErr w:type="spellStart"/>
+      <w:r>
+        <w:rPr>
+          <w:b/>
+          <w:bCs/>
+        </w:rPr>
+        <w:t>name</w:t>
+      </w:r>
+      <w:proofErr w:type="spellEnd"/>
+      <w:r>
+        <w:rPr>
+          <w:b/>
+          <w:bCs/>
+        </w:rPr>
+        <w:t>: Nómbralo con el formato tarea1-tuapellido (</w:t>
+      </w:r>
+      <w:proofErr w:type="spellStart"/>
+      <w:r>
+        <w:rPr>
+          <w:b/>
+          <w:bCs/>
+        </w:rPr>
+        <w:t>ej</w:t>
+      </w:r>
+      <w:proofErr w:type="spellEnd"/>
+      <w:r>
+        <w:rPr>
+          <w:b/>
+          <w:bCs/>
+        </w:rPr>
+        <w:t>: tarea1-gomez).</w:t>
+      </w:r>
+    </w:p>
+    <w:p>
+      <w:pPr>
+        <w:numPr>
+          <w:ilvl w:val="1"/>
+          <w:numId w:val="4"/>
+        </w:numPr>
+        <w:rPr>
+          <w:b/>
+          <w:bCs/>
+        </w:rPr>
+      </w:pPr>
+      <w:proofErr w:type="spellStart"/>
+      <w:r>
+        <w:rPr>
+          <w:b/>
+          <w:bCs/>
+        </w:rPr>
+        <w:t>Privacy</w:t>
+      </w:r>
+      <w:proofErr w:type="spellEnd"/>
+      <w:r>
+        <w:rPr>
+          <w:b/>
+          <w:bCs/>
+        </w:rPr>
+        <w:t xml:space="preserve">: Selecciona </w:t>
+      </w:r>
+      <w:proofErr w:type="spellStart"/>
+      <w:r>
+        <w:rPr>
+          <w:b/>
+          <w:bCs/>
+        </w:rPr>
+        <w:t>Private</w:t>
+      </w:r>
+      <w:proofErr w:type="spellEnd"/>
+      <w:r>
+        <w:rPr>
+          <w:b/>
+          <w:bCs/>
+        </w:rPr>
+        <w:t xml:space="preserve"> (Privado) para que tus compañeros no puedan ver tu código.</w:t>
+      </w:r>
+    </w:p>
+    <w:p>
+      <w:pPr>
+        <w:numPr>
+          <w:ilvl w:val="0"/>
+          <w:numId w:val="4"/>
+        </w:numPr>
+        <w:rPr>
+          <w:b/>
+          <w:bCs/>
+          <w:lang w:val="en-US"/>
+        </w:rPr>
+      </w:pPr>
+      <w:r>
+        <w:rPr>
+          <w:b/>
+          <w:bCs/>
+          <w:lang w:val="en-US"/>
+        </w:rPr>
+        <w:t xml:space="preserve">Haz </w:t>
+      </w:r>
+      <w:proofErr w:type="spellStart"/>
+      <w:r>
+        <w:rPr>
+          <w:b/>
+          <w:bCs/>
+          <w:lang w:val="en-US"/>
+        </w:rPr>
+        <w:t>clic</w:t>
+      </w:r>
+      <w:proofErr w:type="spellEnd"/>
+      <w:r>
+        <w:rPr>
+          <w:b/>
+          <w:bCs/>
+          <w:lang w:val="en-US"/>
+        </w:rPr>
+        <w:t xml:space="preserve"> </w:t>
+      </w:r>
+      <w:proofErr w:type="spellStart"/>
+      <w:r>
+        <w:rPr>
+          <w:b/>
+          <w:bCs/>
+          <w:lang w:val="en-US"/>
+        </w:rPr>
+        <w:t>en</w:t>
+      </w:r>
+      <w:proofErr w:type="spellEnd"/>
+      <w:r>
+        <w:rPr>
+          <w:b/>
+          <w:bCs/>
+          <w:lang w:val="en-US"/>
+        </w:rPr>
+        <w:t xml:space="preserve"> "Create repository from template".</w:t>
+      </w:r>
+    </w:p>
+    <w:p>
+      <w:pPr>
+        <w:rPr>
+          <w:b/>
+          <w:bCs/>
+        </w:rPr>
+      </w:pPr>
+      <w:r>
+        <w:rPr>
+          <w:b/>
+          <w:bCs/>
+        </w:rPr>
+        <w:t>Paso 2: Trabajar en tu computadora (NetBeans)</w:t>
+      </w:r>
+    </w:p>
+    <w:p>
+      <w:pPr>
+        <w:numPr>
+          <w:ilvl w:val="0"/>
+          <w:numId w:val="5"/>
+        </w:numPr>
+        <w:rPr>
+          <w:b/>
+          <w:bCs/>
+        </w:rPr>
+      </w:pPr>
+      <w:r>
+        <w:rPr>
+          <w:b/>
+          <w:bCs/>
+        </w:rPr>
+        <w:t>Una vez creado tu repositorio propio, haz clic en el botón verde "</w:t>
+      </w:r>
+      <w:proofErr w:type="spellStart"/>
+      <w:r>
+        <w:rPr>
+          <w:b/>
+          <w:bCs/>
+        </w:rPr>
+        <w:t>Code</w:t>
+      </w:r>
+      <w:proofErr w:type="spellEnd"/>
+      <w:r>
+        <w:rPr>
+          <w:b/>
+          <w:bCs/>
+        </w:rPr>
+        <w:t>" y copia la URL HTTPS (o SSH).</w:t>
+      </w:r>
+    </w:p>
+    <w:p>
+      <w:pPr>
+        <w:numPr>
+          <w:ilvl w:val="0"/>
+          <w:numId w:val="5"/>
+        </w:numPr>
+        <w:rPr>
+          <w:b/>
+          <w:bCs/>
+        </w:rPr>
+      </w:pPr>
+      <w:r>
+        <w:rPr>
+          <w:b/>
+          <w:bCs/>
+        </w:rPr>
+        <w:t xml:space="preserve">Abre NetBeans, ve a </w:t>
+      </w:r>
+      <w:proofErr w:type="spellStart"/>
+      <w:r>
+        <w:rPr>
+          <w:b/>
+          <w:bCs/>
+          <w:i/>
+          <w:iCs/>
+        </w:rPr>
+        <w:t>Team</w:t>
+      </w:r>
+      <w:proofErr w:type="spellEnd"/>
+      <w:r>
+        <w:rPr>
+          <w:b/>
+          <w:bCs/>
+          <w:i/>
+          <w:iCs/>
+        </w:rPr>
+        <w:t xml:space="preserve"> -&gt; Git -&gt; Clone</w:t>
+      </w:r>
+      <w:r>
+        <w:rPr>
+          <w:b/>
+          <w:bCs/>
+        </w:rPr>
+        <w:t xml:space="preserve"> (o usa tu terminal con </w:t>
+      </w:r>
+      <w:proofErr w:type="spellStart"/>
+      <w:r>
+        <w:rPr>
+          <w:b/>
+          <w:bCs/>
+        </w:rPr>
+        <w:t>git</w:t>
+      </w:r>
+      <w:proofErr w:type="spellEnd"/>
+      <w:r>
+        <w:rPr>
+          <w:b/>
+          <w:bCs/>
+        </w:rPr>
+        <w:t xml:space="preserve"> clone &lt;URL&gt;).</w:t>
+      </w:r>
+    </w:p>
+    <w:p>
+      <w:pPr>
+        <w:numPr>
+          <w:ilvl w:val="0"/>
+          <w:numId w:val="5"/>
+        </w:numPr>
+        <w:rPr>
+          <w:b/>
+          <w:bCs/>
+        </w:rPr>
+      </w:pPr>
+      <w:r>
+        <w:rPr>
+          <w:b/>
+          <w:bCs/>
+        </w:rPr>
+        <w:t>Importa o abre el proyecto en NetBeans. Verás que ya incluye las clases base, el archivo pom.xml con Maven/JUnit 5 y los archivos de configuración del servidor.</w:t>
+      </w:r>
+    </w:p>
+    <w:p>
+      <w:pPr>
+        <w:numPr>
+          <w:ilvl w:val="0"/>
+          <w:numId w:val="5"/>
+        </w:numPr>
+        <w:rPr>
+          <w:b/>
+          <w:bCs/>
+        </w:rPr>
+      </w:pPr>
+      <w:r>
+        <w:rPr>
+          <w:b/>
+          <w:bCs/>
+        </w:rPr>
+        <w:t>Resuelve la actividad y escribe las pruebas necesarias.</w:t>
+      </w:r>
+    </w:p>
+    <w:p>
+      <w:pPr>
+        <w:rPr>
+          <w:b/>
+          <w:bCs/>
+        </w:rPr>
+      </w:pPr>
+      <w:r>
+        <w:rPr>
+          <w:b/>
+          <w:bCs/>
+        </w:rPr>
+        <w:lastRenderedPageBreak/>
+        <w:t>Paso 3: Realizar la entrega</w:t>
+      </w:r>
+    </w:p>
+    <w:p>
+      <w:pPr>
+        <w:numPr>
+          <w:ilvl w:val="0"/>
+          <w:numId w:val="6"/>
+        </w:numPr>
+        <w:rPr>
+          <w:b/>
+          <w:bCs/>
+        </w:rPr>
+      </w:pPr>
+      <w:r>
+        <w:rPr>
+          <w:b/>
+          <w:bCs/>
+        </w:rPr>
+        <w:t xml:space="preserve">Cuando termines, realiza los </w:t>
+      </w:r>
+      <w:proofErr w:type="spellStart"/>
+      <w:r>
+        <w:rPr>
+          <w:b/>
+          <w:bCs/>
+        </w:rPr>
+        <w:t>commits</w:t>
+      </w:r>
+      <w:proofErr w:type="spellEnd"/>
+      <w:r>
+        <w:rPr>
+          <w:b/>
+          <w:bCs/>
+        </w:rPr>
+        <w:t xml:space="preserve"> necesarios reflejando tus avances.</w:t>
+      </w:r>
+    </w:p>
+    <w:p>
+      <w:pPr>
+        <w:numPr>
+          <w:ilvl w:val="0"/>
+          <w:numId w:val="6"/>
+        </w:numPr>
+        <w:rPr>
+          <w:b/>
+          <w:bCs/>
+        </w:rPr>
+      </w:pPr>
+      <w:r>
+        <w:rPr>
+          <w:b/>
+          <w:bCs/>
+        </w:rPr>
+        <w:t xml:space="preserve">Haz un </w:t>
+      </w:r>
+      <w:proofErr w:type="spellStart"/>
+      <w:r>
+        <w:rPr>
+          <w:b/>
+          <w:bCs/>
+        </w:rPr>
+        <w:t>git</w:t>
+      </w:r>
+      <w:proofErr w:type="spellEnd"/>
+      <w:r>
+        <w:rPr>
+          <w:b/>
+          <w:bCs/>
+        </w:rPr>
+        <w:t xml:space="preserve"> </w:t>
+      </w:r>
+      <w:proofErr w:type="spellStart"/>
+      <w:r>
+        <w:rPr>
+          <w:b/>
+          <w:bCs/>
+        </w:rPr>
+        <w:t>push</w:t>
+      </w:r>
+      <w:proofErr w:type="spellEnd"/>
+      <w:r>
+        <w:rPr>
+          <w:b/>
+          <w:bCs/>
+        </w:rPr>
+        <w:t xml:space="preserve"> final para subir los cambios a GitHub antes de la fecha límite.</w:t>
+      </w:r>
+    </w:p>
+    <w:p>
+      <w:pPr>
+        <w:numPr>
+          <w:ilvl w:val="0"/>
+          <w:numId w:val="6"/>
+        </w:numPr>
+        <w:rPr>
+          <w:b/>
+          <w:bCs/>
+        </w:rPr>
+      </w:pPr>
+      <w:r>
+        <w:rPr>
+          <w:b/>
+          <w:bCs/>
+        </w:rPr>
+        <w:t xml:space="preserve">¿Cómo saber si está aprobado? En la página de tu repositorio de GitHub, al lado del último </w:t>
+      </w:r>
+      <w:proofErr w:type="spellStart"/>
+      <w:r>
+        <w:rPr>
+          <w:b/>
+          <w:bCs/>
+        </w:rPr>
+        <w:t>commit</w:t>
+      </w:r>
+      <w:proofErr w:type="spellEnd"/>
+      <w:r>
+        <w:rPr>
+          <w:b/>
+          <w:bCs/>
+        </w:rPr>
+        <w:t>, verás un ícono:</w:t>
+      </w:r>
+    </w:p>
+    <w:p>
+      <w:pPr>
+        <w:numPr>
+          <w:ilvl w:val="1"/>
+          <w:numId w:val="6"/>
+        </w:numPr>
+        <w:rPr>
+          <w:b/>
+          <w:bCs/>
+        </w:rPr>
+      </w:pPr>
+      <w:r>
+        <w:rPr>
+          <w:b/>
+          <w:bCs/>
+        </w:rPr>
+        <w:t xml:space="preserve">Un </w:t>
+      </w:r>
+      <w:proofErr w:type="spellStart"/>
+      <w:r>
+        <w:rPr>
+          <w:b/>
+          <w:bCs/>
+        </w:rPr>
+        <w:t>check</w:t>
+      </w:r>
+      <w:proofErr w:type="spellEnd"/>
+      <w:r>
+        <w:rPr>
+          <w:b/>
+          <w:bCs/>
+        </w:rPr>
+        <w:t xml:space="preserve"> verde (</w:t>
+      </w:r>
+      <w:r>
+        <w:rPr>
+          <w:rFonts w:ascii="Segoe UI Symbol" w:hAnsi="Segoe UI Symbol" w:cs="Segoe UI Symbol"/>
+          <w:b/>
+          <w:bCs/>
+        </w:rPr>
+        <w:t>✓</w:t>
+      </w:r>
+      <w:r>
+        <w:rPr>
+          <w:b/>
+          <w:bCs/>
+        </w:rPr>
+        <w:t>) significa que tu código compila y pasó todas las pruebas JUnit con éxito.</w:t>
+      </w:r>
+    </w:p>
+    <w:p>
+      <w:pPr>
+        <w:numPr>
+          <w:ilvl w:val="1"/>
+          <w:numId w:val="6"/>
+        </w:numPr>
+        <w:rPr>
+          <w:b/>
+          <w:bCs/>
+        </w:rPr>
+      </w:pPr>
+      <w:r>
+        <w:rPr>
+          <w:b/>
+          <w:bCs/>
+        </w:rPr>
+        <w:t>Una equis roja (</w:t>
+      </w:r>
+      <w:r>
+        <w:rPr>
+          <w:rFonts w:ascii="Segoe UI Symbol" w:hAnsi="Segoe UI Symbol" w:cs="Segoe UI Symbol"/>
+          <w:b/>
+          <w:bCs/>
+        </w:rPr>
+        <w:t>✗</w:t>
+      </w:r>
+      <w:r>
+        <w:rPr>
+          <w:b/>
+          <w:bCs/>
+        </w:rPr>
+        <w:t>) significa que algo falló. Puedes hacer clic en ella para ver el reporte de errores de Maven y corregirlo antes de la fecha límite.</w:t>
+      </w:r>
+    </w:p>
+    <w:p>
+      <w:pPr>
+        <w:ind w:left="1440"/>
+        <w:rPr>
+          <w:b/>
+          <w:bCs/>
+        </w:rPr>
+      </w:pPr>
+    </w:p>
+    <w:p>
+      <w:pPr>
+        <w:rPr>
+          <w:b/>
+          <w:bCs/>
+        </w:rPr>
+      </w:pPr>
+      <w:r>
+        <w:rPr>
+          <w:b/>
+          <w:bCs/>
+        </w:rPr>
+        <w:t>Archivo adjunto</w:t>
+      </w:r>
+    </w:p>
+    <w:p>
+      <w:pPr>
+        <w:numPr>
+          <w:ilvl w:val="0"/>
+          <w:numId w:val="7"/>
+        </w:numPr>
+        <w:rPr>
+          <w:rStyle w:val="Hipervnculo"/>
+          <w:b/>
+          <w:bCs/>
+        </w:rPr>
+      </w:pPr>
+      <w:r>
+        <w:rPr>
+          <w:b/>
+          <w:bCs/>
+        </w:rPr>
+        <w:fldChar w:fldCharType="begin"/>
+      </w:r>
+      <w:r>
+        <w:rPr>
+          <w:b/>
+          <w:bCs/>
+        </w:rPr>
+        <w:instrText>HYPERLINK "https://www.campusvirtual.ulp.edu.ar/location.cgi?wAccion=adjunto_actividad&amp;wseccion=15&amp;id_actividad=16832&amp;esMicrositio=no&amp;id_curso=2166"</w:instrText>
+      </w:r>
+      <w:r>
+        <w:rPr>
+          <w:b/>
+          <w:bCs/>
+        </w:rPr>
+      </w:r>
+      <w:r>
+        <w:rPr>
+          <w:b/>
+          <w:bCs/>
+        </w:rPr>
+        <w:fldChar w:fldCharType="separate"/>
+      </w:r>
+      <w:r>
+        <w:rPr>
+          <w:rStyle w:val="Hipervnculo"/>
+          <w:b/>
+          <w:bCs/>
+        </w:rPr>
+        <w:drawing>
+          <wp:inline distT="0" distB="0" distL="0" distR="0" wp14:anchorId="3B01876E" wp14:editId="674E7A92">
+            <wp:extent cx="457200" cy="457200"/>
+            <wp:effectExtent l="0" t="0" r="0" b="0"/>
+            <wp:docPr id="751488295" name="Imagen 4">
+              <a:hlinkClick xmlns:a="http://schemas.openxmlformats.org/drawingml/2006/main" r:id="rId10"/>
+            </wp:docPr>
+            <wp:cNvGraphicFramePr>
+              <a:graphicFrameLocks xmlns:a="http://schemas.openxmlformats.org/drawingml/2006/main" noChangeAspect="1"/>
+            </wp:cNvGraphicFramePr>
+            <a:graphic xmlns:a="http://schemas.openxmlformats.org/drawingml/2006/main">
+              <a:graphicData uri="http://schemas.openxmlformats.org/drawingml/2006/picture">
+                <pic:pic xmlns:pic="http://schemas.openxmlformats.org/drawingml/2006/picture">
+                  <pic:nvPicPr>
+                    <pic:cNvPr id="0" name="Picture 13">
+                      <a:hlinkClick r:id="rId10"/>
+                    </pic:cNvPr>
+                    <pic:cNvPicPr>
+                      <a:picLocks noChangeAspect="1" noChangeArrowheads="1"/>
+                    </pic:cNvPicPr>
+                  </pic:nvPicPr>
+                  <pic:blipFill>
+                    <a:blip r:embed="rId11">
+                      <a:extLst>
+                        <a:ext uri="{28A0092B-C50C-407E-A947-70E740481C1C}">
+                          <a14:useLocalDpi xmlns:a14="http://schemas.microsoft.com/office/drawing/2010/main" val="0"/>
+                        </a:ext>
+                      </a:extLst>
+                    </a:blip>
+                    <a:srcRect/>
+                    <a:stretch>
+                      <a:fillRect/>
+                    </a:stretch>
+                  </pic:blipFill>
+                  <pic:spPr bwMode="auto">
+                    <a:xfrm>
+                      <a:off x="0" y="0"/>
+                      <a:ext cx="457200" cy="457200"/>
+                    </a:xfrm>
+                    <a:prstGeom prst="rect">
+                      <a:avLst/>
+                    </a:prstGeom>
+                    <a:noFill/>
+                    <a:ln>
+                      <a:noFill/>
+                    </a:ln>
+                  </pic:spPr>
+                </pic:pic>
+              </a:graphicData>
+            </a:graphic>
+          </wp:inline>
+        </w:drawing>
+      </w:r>
+    </w:p>
+    <w:p>
+      <w:pPr>
+        <w:rPr>
+          <w:b/>
+          <w:bCs/>
+        </w:rPr>
+      </w:pPr>
+      <w:r>
+        <w:rPr>
+          <w:rStyle w:val="Hipervnculo"/>
+          <w:b/>
+          <w:bCs/>
+        </w:rPr>
+        <w:t>Actividad5_TestUnit_T1.pdf</w:t>
+      </w:r>
+      <w:r>
+        <w:rPr>
+          <w:b/>
+          <w:bCs/>
+        </w:rPr>
+        <w:fldChar w:fldCharType="end"/>
+      </w:r>
+    </w:p>
+    <w:p>
+      <w:pPr>
+        <w:rPr>
+          <w:b/>
+          <w:bCs/>
+        </w:rPr>
+      </w:pPr>
+      <w:r>
+        <w:rPr>
+          <w:b/>
+          <w:bCs/>
+        </w:rPr>
+        <w:t>194.1 KB</w:t>
+      </w:r>
     </w:p>
     <w:p>
       <w:pPr>
@@ -406,6 +1458,155 @@
 <file path=word/numbering.xml><?xml version="1.0" encoding="utf-8"?>
 <w:numbering xmlns:wpc="http://schemas.microsoft.com/office/word/2010/wordprocessingCanvas" xmlns:cx="http://schemas.microsoft.com/office/drawing/2014/chartex" xmlns:cx1="http://schemas.microsoft.com/office/drawing/2015/9/8/chartex" xmlns:cx2="http://schemas.microsoft.com/office/drawing/2015/10/21/chartex" xmlns:cx3="http://schemas.microsoft.com/office/drawing/2016/5/9/chartex" xmlns:cx4="http://schemas.microsoft.com/office/drawing/2016/5/10/chartex" xmlns:cx5="http://schemas.microsoft.com/office/drawing/2016/5/11/chartex" xmlns:cx6="http://schemas.microsoft.com/office/drawing/2016/5/12/chartex" xmlns:cx7="http://schemas.microsoft.com/office/drawing/2016/5/13/chartex" xmlns:cx8="http://schemas.microsoft.com/office/drawing/2016/5/14/chartex" xmlns:mc="http://schemas.openxmlformats.org/markup-compatibility/2006" xmlns:aink="http://schemas.microsoft.com/office/drawing/2016/ink" xmlns:am3d="http://schemas.microsoft.com/office/drawing/2017/model3d" xmlns:o="urn:schemas-microsoft-com:office:office" xmlns:oel="http://schemas.microsoft.com/office/2019/extlst" xmlns:r="http://schemas.openxmlformats.org/officeDocument/2006/relationships" xmlns:m="http://schemas.openxmlformats.org/officeDocument/2006/math" xmlns:v="urn:schemas-microsoft-com:vml" xmlns:wp14="http://schemas.microsoft.com/office/word/2010/wordprocessingDrawing" xmlns:wp="http://schemas.openxmlformats.org/drawingml/2006/wordprocessingDrawing" xmlns:w10="urn:schemas-microsoft-com:office:word" xmlns:w="http://schemas.openxmlformats.org/wordprocessingml/2006/main" xmlns:w14="http://schemas.microsoft.com/office/word/2010/wordml" xmlns:w15="http://schemas.microsoft.com/office/word/2012/wordml" xmlns:w16cex="http://schemas.microsoft.com/office/word/2018/wordml/cex" xmlns:w16cid="http://schemas.microsoft.com/office/word/2016/wordml/cid" xmlns:w16="http://schemas.microsoft.com/office/word/2018/wordml" xmlns:w16du="http://schemas.microsoft.com/office/word/2023/wordml/word16du" xmlns:w16sdtdh="http://schemas.microsoft.com/office/word/2020/wordml/sdtdatahash" xmlns:w16se="http://schemas.microsoft.com/office/word/2015/wordml/symex" xmlns:wpg="http://schemas.microsoft.com/office/word/2010/wordprocessingGroup" xmlns:wpi="http://schemas.microsoft.com/office/word/2010/wordprocessingInk" xmlns:wne="http://schemas.microsoft.com/office/word/2006/wordml" xmlns:wps="http://schemas.microsoft.com/office/word/2010/wordprocessingShape" mc:Ignorable="w14 w15 w16se w16cid w16 w16cex w16sdtdh w16du wp14">
   <w:abstractNum w:abstractNumId="0" w15:restartNumberingAfterBreak="0">
+    <w:nsid w:val="220C5BDD"/>
+    <w:multiLevelType w:val="multilevel"/>
+    <w:tmpl w:val="0004D2D6"/>
+    <w:lvl w:ilvl="0">
+      <w:start w:val="1"/>
+      <w:numFmt w:val="bullet"/>
+      <w:lvlText w:val=""/>
+      <w:lvlJc w:val="left"/>
+      <w:pPr>
+        <w:tabs>
+          <w:tab w:val="num" w:pos="720"/>
+        </w:tabs>
+        <w:ind w:left="720" w:hanging="360"/>
+      </w:pPr>
+      <w:rPr>
+        <w:rFonts w:ascii="Symbol" w:hAnsi="Symbol" w:hint="default"/>
+        <w:sz w:val="20"/>
+      </w:rPr>
+    </w:lvl>
+    <w:lvl w:ilvl="1" w:tentative="1">
+      <w:start w:val="1"/>
+      <w:numFmt w:val="bullet"/>
+      <w:lvlText w:val="o"/>
+      <w:lvlJc w:val="left"/>
+      <w:pPr>
+        <w:tabs>
+          <w:tab w:val="num" w:pos="1440"/>
+        </w:tabs>
+        <w:ind w:left="1440" w:hanging="360"/>
+      </w:pPr>
+      <w:rPr>
+        <w:rFonts w:ascii="Courier New" w:hAnsi="Courier New" w:hint="default"/>
+        <w:sz w:val="20"/>
+      </w:rPr>
+    </w:lvl>
+    <w:lvl w:ilvl="2" w:tentative="1">
+      <w:start w:val="1"/>
+      <w:numFmt w:val="bullet"/>
+      <w:lvlText w:val=""/>
+      <w:lvlJc w:val="left"/>
+      <w:pPr>
+        <w:tabs>
+          <w:tab w:val="num" w:pos="2160"/>
+        </w:tabs>
+        <w:ind w:left="2160" w:hanging="360"/>
+      </w:pPr>
+      <w:rPr>
+        <w:rFonts w:ascii="Wingdings" w:hAnsi="Wingdings" w:hint="default"/>
+        <w:sz w:val="20"/>
+      </w:rPr>
+    </w:lvl>
+    <w:lvl w:ilvl="3" w:tentative="1">
+      <w:start w:val="1"/>
+      <w:numFmt w:val="bullet"/>
+      <w:lvlText w:val=""/>
+      <w:lvlJc w:val="left"/>
+      <w:pPr>
+        <w:tabs>
+          <w:tab w:val="num" w:pos="2880"/>
+        </w:tabs>
+        <w:ind w:left="2880" w:hanging="360"/>
+      </w:pPr>
+      <w:rPr>
+        <w:rFonts w:ascii="Wingdings" w:hAnsi="Wingdings" w:hint="default"/>
+        <w:sz w:val="20"/>
+      </w:rPr>
+    </w:lvl>
+    <w:lvl w:ilvl="4" w:tentative="1">
+      <w:start w:val="1"/>
+      <w:numFmt w:val="bullet"/>
+      <w:lvlText w:val=""/>
+      <w:lvlJc w:val="left"/>
+      <w:pPr>
+        <w:tabs>
+          <w:tab w:val="num" w:pos="3600"/>
+        </w:tabs>
+        <w:ind w:left="3600" w:hanging="360"/>
+      </w:pPr>
+      <w:rPr>
+        <w:rFonts w:ascii="Wingdings" w:hAnsi="Wingdings" w:hint="default"/>
+        <w:sz w:val="20"/>
+      </w:rPr>
+    </w:lvl>
+    <w:lvl w:ilvl="5" w:tentative="1">
+      <w:start w:val="1"/>
+      <w:numFmt w:val="bullet"/>
+      <w:lvlText w:val=""/>
+      <w:lvlJc w:val="left"/>
+      <w:pPr>
+        <w:tabs>
+          <w:tab w:val="num" w:pos="4320"/>
+        </w:tabs>
+        <w:ind w:left="4320" w:hanging="360"/>
+      </w:pPr>
+      <w:rPr>
+        <w:rFonts w:ascii="Wingdings" w:hAnsi="Wingdings" w:hint="default"/>
+        <w:sz w:val="20"/>
+      </w:rPr>
+    </w:lvl>
+    <w:lvl w:ilvl="6" w:tentative="1">
+      <w:start w:val="1"/>
+      <w:numFmt w:val="bullet"/>
+      <w:lvlText w:val=""/>
+      <w:lvlJc w:val="left"/>
+      <w:pPr>
+        <w:tabs>
+          <w:tab w:val="num" w:pos="5040"/>
+        </w:tabs>
+        <w:ind w:left="5040" w:hanging="360"/>
+      </w:pPr>
+      <w:rPr>
+        <w:rFonts w:ascii="Wingdings" w:hAnsi="Wingdings" w:hint="default"/>
+        <w:sz w:val="20"/>
+      </w:rPr>
+    </w:lvl>
+    <w:lvl w:ilvl="7" w:tentative="1">
+      <w:start w:val="1"/>
+      <w:numFmt w:val="bullet"/>
+      <w:lvlText w:val=""/>
+      <w:lvlJc w:val="left"/>
+      <w:pPr>
+        <w:tabs>
+          <w:tab w:val="num" w:pos="5760"/>
+        </w:tabs>
+        <w:ind w:left="5760" w:hanging="360"/>
+      </w:pPr>
+      <w:rPr>
+        <w:rFonts w:ascii="Wingdings" w:hAnsi="Wingdings" w:hint="default"/>
+        <w:sz w:val="20"/>
+      </w:rPr>
+    </w:lvl>
+    <w:lvl w:ilvl="8" w:tentative="1">
+      <w:start w:val="1"/>
+      <w:numFmt w:val="bullet"/>
+      <w:lvlText w:val=""/>
+      <w:lvlJc w:val="left"/>
+      <w:pPr>
+        <w:tabs>
+          <w:tab w:val="num" w:pos="6480"/>
+        </w:tabs>
+        <w:ind w:left="6480" w:hanging="360"/>
+      </w:pPr>
+      <w:rPr>
+        <w:rFonts w:ascii="Wingdings" w:hAnsi="Wingdings" w:hint="default"/>
+        <w:sz w:val="20"/>
+      </w:rPr>
+    </w:lvl>
+  </w:abstractNum>
+  <w:abstractNum w:abstractNumId="1" w15:restartNumberingAfterBreak="0">
     <w:nsid w:val="5377475B"/>
     <w:multiLevelType w:val="multilevel"/>
     <w:tmpl w:val="44EC9FE4"/>
@@ -554,7 +1755,273 @@
       </w:rPr>
     </w:lvl>
   </w:abstractNum>
-  <w:abstractNum w:abstractNumId="1" w15:restartNumberingAfterBreak="0">
+  <w:abstractNum w:abstractNumId="2" w15:restartNumberingAfterBreak="0">
+    <w:nsid w:val="5F685FC8"/>
+    <w:multiLevelType w:val="multilevel"/>
+    <w:tmpl w:val="81B6BC6C"/>
+    <w:lvl w:ilvl="0">
+      <w:start w:val="1"/>
+      <w:numFmt w:val="bullet"/>
+      <w:lvlText w:val=""/>
+      <w:lvlJc w:val="left"/>
+      <w:pPr>
+        <w:tabs>
+          <w:tab w:val="num" w:pos="720"/>
+        </w:tabs>
+        <w:ind w:left="720" w:hanging="360"/>
+      </w:pPr>
+      <w:rPr>
+        <w:rFonts w:ascii="Symbol" w:hAnsi="Symbol" w:hint="default"/>
+        <w:sz w:val="20"/>
+      </w:rPr>
+    </w:lvl>
+    <w:lvl w:ilvl="1" w:tentative="1">
+      <w:start w:val="1"/>
+      <w:numFmt w:val="bullet"/>
+      <w:lvlText w:val="o"/>
+      <w:lvlJc w:val="left"/>
+      <w:pPr>
+        <w:tabs>
+          <w:tab w:val="num" w:pos="1440"/>
+        </w:tabs>
+        <w:ind w:left="1440" w:hanging="360"/>
+      </w:pPr>
+      <w:rPr>
+        <w:rFonts w:ascii="Courier New" w:hAnsi="Courier New" w:hint="default"/>
+        <w:sz w:val="20"/>
+      </w:rPr>
+    </w:lvl>
+    <w:lvl w:ilvl="2" w:tentative="1">
+      <w:start w:val="1"/>
+      <w:numFmt w:val="bullet"/>
+      <w:lvlText w:val=""/>
+      <w:lvlJc w:val="left"/>
+      <w:pPr>
+        <w:tabs>
+          <w:tab w:val="num" w:pos="2160"/>
+        </w:tabs>
+        <w:ind w:left="2160" w:hanging="360"/>
+      </w:pPr>
+      <w:rPr>
+        <w:rFonts w:ascii="Wingdings" w:hAnsi="Wingdings" w:hint="default"/>
+        <w:sz w:val="20"/>
+      </w:rPr>
+    </w:lvl>
+    <w:lvl w:ilvl="3" w:tentative="1">
+      <w:start w:val="1"/>
+      <w:numFmt w:val="bullet"/>
+      <w:lvlText w:val=""/>
+      <w:lvlJc w:val="left"/>
+      <w:pPr>
+        <w:tabs>
+          <w:tab w:val="num" w:pos="2880"/>
+        </w:tabs>
+        <w:ind w:left="2880" w:hanging="360"/>
+      </w:pPr>
+      <w:rPr>
+        <w:rFonts w:ascii="Wingdings" w:hAnsi="Wingdings" w:hint="default"/>
+        <w:sz w:val="20"/>
+      </w:rPr>
+    </w:lvl>
+    <w:lvl w:ilvl="4" w:tentative="1">
+      <w:start w:val="1"/>
+      <w:numFmt w:val="bullet"/>
+      <w:lvlText w:val=""/>
+      <w:lvlJc w:val="left"/>
+      <w:pPr>
+        <w:tabs>
+          <w:tab w:val="num" w:pos="3600"/>
+        </w:tabs>
+        <w:ind w:left="3600" w:hanging="360"/>
+      </w:pPr>
+      <w:rPr>
+        <w:rFonts w:ascii="Wingdings" w:hAnsi="Wingdings" w:hint="default"/>
+        <w:sz w:val="20"/>
+      </w:rPr>
+    </w:lvl>
+    <w:lvl w:ilvl="5" w:tentative="1">
+      <w:start w:val="1"/>
+      <w:numFmt w:val="bullet"/>
+      <w:lvlText w:val=""/>
+      <w:lvlJc w:val="left"/>
+      <w:pPr>
+        <w:tabs>
+          <w:tab w:val="num" w:pos="4320"/>
+        </w:tabs>
+        <w:ind w:left="4320" w:hanging="360"/>
+      </w:pPr>
+      <w:rPr>
+        <w:rFonts w:ascii="Wingdings" w:hAnsi="Wingdings" w:hint="default"/>
+        <w:sz w:val="20"/>
+      </w:rPr>
+    </w:lvl>
+    <w:lvl w:ilvl="6" w:tentative="1">
+      <w:start w:val="1"/>
+      <w:numFmt w:val="bullet"/>
+      <w:lvlText w:val=""/>
+      <w:lvlJc w:val="left"/>
+      <w:pPr>
+        <w:tabs>
+          <w:tab w:val="num" w:pos="5040"/>
+        </w:tabs>
+        <w:ind w:left="5040" w:hanging="360"/>
+      </w:pPr>
+      <w:rPr>
+        <w:rFonts w:ascii="Wingdings" w:hAnsi="Wingdings" w:hint="default"/>
+        <w:sz w:val="20"/>
+      </w:rPr>
+    </w:lvl>
+    <w:lvl w:ilvl="7" w:tentative="1">
+      <w:start w:val="1"/>
+      <w:numFmt w:val="bullet"/>
+      <w:lvlText w:val=""/>
+      <w:lvlJc w:val="left"/>
+      <w:pPr>
+        <w:tabs>
+          <w:tab w:val="num" w:pos="5760"/>
+        </w:tabs>
+        <w:ind w:left="5760" w:hanging="360"/>
+      </w:pPr>
+      <w:rPr>
+        <w:rFonts w:ascii="Wingdings" w:hAnsi="Wingdings" w:hint="default"/>
+        <w:sz w:val="20"/>
+      </w:rPr>
+    </w:lvl>
+    <w:lvl w:ilvl="8" w:tentative="1">
+      <w:start w:val="1"/>
+      <w:numFmt w:val="bullet"/>
+      <w:lvlText w:val=""/>
+      <w:lvlJc w:val="left"/>
+      <w:pPr>
+        <w:tabs>
+          <w:tab w:val="num" w:pos="6480"/>
+        </w:tabs>
+        <w:ind w:left="6480" w:hanging="360"/>
+      </w:pPr>
+      <w:rPr>
+        <w:rFonts w:ascii="Wingdings" w:hAnsi="Wingdings" w:hint="default"/>
+        <w:sz w:val="20"/>
+      </w:rPr>
+    </w:lvl>
+  </w:abstractNum>
+  <w:abstractNum w:abstractNumId="3" w15:restartNumberingAfterBreak="0">
+    <w:nsid w:val="737D650C"/>
+    <w:multiLevelType w:val="multilevel"/>
+    <w:tmpl w:val="8DCC6F04"/>
+    <w:lvl w:ilvl="0">
+      <w:start w:val="1"/>
+      <w:numFmt w:val="decimal"/>
+      <w:lvlText w:val="%1."/>
+      <w:lvlJc w:val="left"/>
+      <w:pPr>
+        <w:tabs>
+          <w:tab w:val="num" w:pos="720"/>
+        </w:tabs>
+        <w:ind w:left="720" w:hanging="360"/>
+      </w:pPr>
+    </w:lvl>
+    <w:lvl w:ilvl="1">
+      <w:start w:val="1"/>
+      <w:numFmt w:val="bullet"/>
+      <w:lvlText w:val="o"/>
+      <w:lvlJc w:val="left"/>
+      <w:pPr>
+        <w:tabs>
+          <w:tab w:val="num" w:pos="1440"/>
+        </w:tabs>
+        <w:ind w:left="1440" w:hanging="360"/>
+      </w:pPr>
+      <w:rPr>
+        <w:rFonts w:ascii="Courier New" w:hAnsi="Courier New" w:hint="default"/>
+        <w:sz w:val="20"/>
+      </w:rPr>
+    </w:lvl>
+    <w:lvl w:ilvl="2" w:tentative="1">
+      <w:start w:val="1"/>
+      <w:numFmt w:val="decimal"/>
+      <w:lvlText w:val="%3."/>
+      <w:lvlJc w:val="left"/>
+      <w:pPr>
+        <w:tabs>
+          <w:tab w:val="num" w:pos="2160"/>
+        </w:tabs>
+        <w:ind w:left="2160" w:hanging="360"/>
+      </w:pPr>
+    </w:lvl>
+    <w:lvl w:ilvl="3" w:tentative="1">
+      <w:start w:val="1"/>
+      <w:numFmt w:val="decimal"/>
+      <w:lvlText w:val="%4."/>
+      <w:lvlJc w:val="left"/>
+      <w:pPr>
+        <w:tabs>
+          <w:tab w:val="num" w:pos="2880"/>
+        </w:tabs>
+        <w:ind w:left="2880" w:hanging="360"/>
+      </w:pPr>
+    </w:lvl>
+    <w:lvl w:ilvl="4" w:tentative="1">
+      <w:start w:val="1"/>
+      <w:numFmt w:val="decimal"/>
+      <w:lvlText w:val="%5."/>
+      <w:lvlJc w:val="left"/>
+      <w:pPr>
+        <w:tabs>
+          <w:tab w:val="num" w:pos="3600"/>
+        </w:tabs>
+        <w:ind w:left="3600" w:hanging="360"/>
+      </w:pPr>
+    </w:lvl>
+    <w:lvl w:ilvl="5" w:tentative="1">
+      <w:start w:val="1"/>
+      <w:numFmt w:val="decimal"/>
+      <w:lvlText w:val="%6."/>
+      <w:lvlJc w:val="left"/>
+      <w:pPr>
+        <w:tabs>
+          <w:tab w:val="num" w:pos="4320"/>
+        </w:tabs>
+        <w:ind w:left="4320" w:hanging="360"/>
+      </w:pPr>
+    </w:lvl>
+    <w:lvl w:ilvl="6" w:tentative="1">
+      <w:start w:val="1"/>
+      <w:numFmt w:val="decimal"/>
+      <w:lvlText w:val="%7."/>
+      <w:lvlJc w:val="left"/>
+      <w:pPr>
+        <w:tabs>
+          <w:tab w:val="num" w:pos="5040"/>
+        </w:tabs>
+        <w:ind w:left="5040" w:hanging="360"/>
+      </w:pPr>
+    </w:lvl>
+    <w:lvl w:ilvl="7" w:tentative="1">
+      <w:start w:val="1"/>
+      <w:numFmt w:val="decimal"/>
+      <w:lvlText w:val="%8."/>
+      <w:lvlJc w:val="left"/>
+      <w:pPr>
+        <w:tabs>
+          <w:tab w:val="num" w:pos="5760"/>
+        </w:tabs>
+        <w:ind w:left="5760" w:hanging="360"/>
+      </w:pPr>
+    </w:lvl>
+    <w:lvl w:ilvl="8" w:tentative="1">
+      <w:start w:val="1"/>
+      <w:numFmt w:val="decimal"/>
+      <w:lvlText w:val="%9."/>
+      <w:lvlJc w:val="left"/>
+      <w:pPr>
+        <w:tabs>
+          <w:tab w:val="num" w:pos="6480"/>
+        </w:tabs>
+        <w:ind w:left="6480" w:hanging="360"/>
+      </w:pPr>
+    </w:lvl>
+  </w:abstractNum>
+  <w:abstractNum w:abstractNumId="4" w15:restartNumberingAfterBreak="0">
     <w:nsid w:val="7AE8569A"/>
     <w:multiLevelType w:val="multilevel"/>
     <w:tmpl w:val="3DCE5C5A"/>
@@ -703,11 +2170,256 @@
       </w:rPr>
     </w:lvl>
   </w:abstractNum>
+  <w:abstractNum w:abstractNumId="5" w15:restartNumberingAfterBreak="0">
+    <w:nsid w:val="7F960518"/>
+    <w:multiLevelType w:val="multilevel"/>
+    <w:tmpl w:val="1D6651EA"/>
+    <w:lvl w:ilvl="0">
+      <w:start w:val="1"/>
+      <w:numFmt w:val="decimal"/>
+      <w:lvlText w:val="%1."/>
+      <w:lvlJc w:val="left"/>
+      <w:pPr>
+        <w:tabs>
+          <w:tab w:val="num" w:pos="720"/>
+        </w:tabs>
+        <w:ind w:left="720" w:hanging="360"/>
+      </w:pPr>
+    </w:lvl>
+    <w:lvl w:ilvl="1" w:tentative="1">
+      <w:start w:val="1"/>
+      <w:numFmt w:val="decimal"/>
+      <w:lvlText w:val="%2."/>
+      <w:lvlJc w:val="left"/>
+      <w:pPr>
+        <w:tabs>
+          <w:tab w:val="num" w:pos="1440"/>
+        </w:tabs>
+        <w:ind w:left="1440" w:hanging="360"/>
+      </w:pPr>
+    </w:lvl>
+    <w:lvl w:ilvl="2" w:tentative="1">
+      <w:start w:val="1"/>
+      <w:numFmt w:val="decimal"/>
+      <w:lvlText w:val="%3."/>
+      <w:lvlJc w:val="left"/>
+      <w:pPr>
+        <w:tabs>
+          <w:tab w:val="num" w:pos="2160"/>
+        </w:tabs>
+        <w:ind w:left="2160" w:hanging="360"/>
+      </w:pPr>
+    </w:lvl>
+    <w:lvl w:ilvl="3" w:tentative="1">
+      <w:start w:val="1"/>
+      <w:numFmt w:val="decimal"/>
+      <w:lvlText w:val="%4."/>
+      <w:lvlJc w:val="left"/>
+      <w:pPr>
+        <w:tabs>
+          <w:tab w:val="num" w:pos="2880"/>
+        </w:tabs>
+        <w:ind w:left="2880" w:hanging="360"/>
+      </w:pPr>
+    </w:lvl>
+    <w:lvl w:ilvl="4" w:tentative="1">
+      <w:start w:val="1"/>
+      <w:numFmt w:val="decimal"/>
+      <w:lvlText w:val="%5."/>
+      <w:lvlJc w:val="left"/>
+      <w:pPr>
+        <w:tabs>
+          <w:tab w:val="num" w:pos="3600"/>
+        </w:tabs>
+        <w:ind w:left="3600" w:hanging="360"/>
+      </w:pPr>
+    </w:lvl>
+    <w:lvl w:ilvl="5" w:tentative="1">
+      <w:start w:val="1"/>
+      <w:numFmt w:val="decimal"/>
+      <w:lvlText w:val="%6."/>
+      <w:lvlJc w:val="left"/>
+      <w:pPr>
+        <w:tabs>
+          <w:tab w:val="num" w:pos="4320"/>
+        </w:tabs>
+        <w:ind w:left="4320" w:hanging="360"/>
+      </w:pPr>
+    </w:lvl>
+    <w:lvl w:ilvl="6" w:tentative="1">
+      <w:start w:val="1"/>
+      <w:numFmt w:val="decimal"/>
+      <w:lvlText w:val="%7."/>
+      <w:lvlJc w:val="left"/>
+      <w:pPr>
+        <w:tabs>
+          <w:tab w:val="num" w:pos="5040"/>
+        </w:tabs>
+        <w:ind w:left="5040" w:hanging="360"/>
+      </w:pPr>
+    </w:lvl>
+    <w:lvl w:ilvl="7" w:tentative="1">
+      <w:start w:val="1"/>
+      <w:numFmt w:val="decimal"/>
+      <w:lvlText w:val="%8."/>
+      <w:lvlJc w:val="left"/>
+      <w:pPr>
+        <w:tabs>
+          <w:tab w:val="num" w:pos="5760"/>
+        </w:tabs>
+        <w:ind w:left="5760" w:hanging="360"/>
+      </w:pPr>
+    </w:lvl>
+    <w:lvl w:ilvl="8" w:tentative="1">
+      <w:start w:val="1"/>
+      <w:numFmt w:val="decimal"/>
+      <w:lvlText w:val="%9."/>
+      <w:lvlJc w:val="left"/>
+      <w:pPr>
+        <w:tabs>
+          <w:tab w:val="num" w:pos="6480"/>
+        </w:tabs>
+        <w:ind w:left="6480" w:hanging="360"/>
+      </w:pPr>
+    </w:lvl>
+  </w:abstractNum>
+  <w:abstractNum w:abstractNumId="6" w15:restartNumberingAfterBreak="0">
+    <w:nsid w:val="7FC619C1"/>
+    <w:multiLevelType w:val="multilevel"/>
+    <w:tmpl w:val="791245EA"/>
+    <w:lvl w:ilvl="0">
+      <w:start w:val="1"/>
+      <w:numFmt w:val="decimal"/>
+      <w:lvlText w:val="%1."/>
+      <w:lvlJc w:val="left"/>
+      <w:pPr>
+        <w:tabs>
+          <w:tab w:val="num" w:pos="720"/>
+        </w:tabs>
+        <w:ind w:left="720" w:hanging="360"/>
+      </w:pPr>
+    </w:lvl>
+    <w:lvl w:ilvl="1">
+      <w:start w:val="1"/>
+      <w:numFmt w:val="bullet"/>
+      <w:lvlText w:val="o"/>
+      <w:lvlJc w:val="left"/>
+      <w:pPr>
+        <w:tabs>
+          <w:tab w:val="num" w:pos="1440"/>
+        </w:tabs>
+        <w:ind w:left="1440" w:hanging="360"/>
+      </w:pPr>
+      <w:rPr>
+        <w:rFonts w:ascii="Courier New" w:hAnsi="Courier New" w:hint="default"/>
+        <w:sz w:val="20"/>
+      </w:rPr>
+    </w:lvl>
+    <w:lvl w:ilvl="2" w:tentative="1">
+      <w:start w:val="1"/>
+      <w:numFmt w:val="decimal"/>
+      <w:lvlText w:val="%3."/>
+      <w:lvlJc w:val="left"/>
+      <w:pPr>
+        <w:tabs>
+          <w:tab w:val="num" w:pos="2160"/>
+        </w:tabs>
+        <w:ind w:left="2160" w:hanging="360"/>
+      </w:pPr>
+    </w:lvl>
+    <w:lvl w:ilvl="3" w:tentative="1">
+      <w:start w:val="1"/>
+      <w:numFmt w:val="decimal"/>
+      <w:lvlText w:val="%4."/>
+      <w:lvlJc w:val="left"/>
+      <w:pPr>
+        <w:tabs>
+          <w:tab w:val="num" w:pos="2880"/>
+        </w:tabs>
+        <w:ind w:left="2880" w:hanging="360"/>
+      </w:pPr>
+    </w:lvl>
+    <w:lvl w:ilvl="4" w:tentative="1">
+      <w:start w:val="1"/>
+      <w:numFmt w:val="decimal"/>
+      <w:lvlText w:val="%5."/>
+      <w:lvlJc w:val="left"/>
+      <w:pPr>
+        <w:tabs>
+          <w:tab w:val="num" w:pos="3600"/>
+        </w:tabs>
+        <w:ind w:left="3600" w:hanging="360"/>
+      </w:pPr>
+    </w:lvl>
+    <w:lvl w:ilvl="5" w:tentative="1">
+      <w:start w:val="1"/>
+      <w:numFmt w:val="decimal"/>
+      <w:lvlText w:val="%6."/>
+      <w:lvlJc w:val="left"/>
+      <w:pPr>
+        <w:tabs>
+          <w:tab w:val="num" w:pos="4320"/>
+        </w:tabs>
+        <w:ind w:left="4320" w:hanging="360"/>
+      </w:pPr>
+    </w:lvl>
+    <w:lvl w:ilvl="6" w:tentative="1">
+      <w:start w:val="1"/>
+      <w:numFmt w:val="decimal"/>
+      <w:lvlText w:val="%7."/>
+      <w:lvlJc w:val="left"/>
+      <w:pPr>
+        <w:tabs>
+          <w:tab w:val="num" w:pos="5040"/>
+        </w:tabs>
+        <w:ind w:left="5040" w:hanging="360"/>
+      </w:pPr>
+    </w:lvl>
+    <w:lvl w:ilvl="7" w:tentative="1">
+      <w:start w:val="1"/>
+      <w:numFmt w:val="decimal"/>
+      <w:lvlText w:val="%8."/>
+      <w:lvlJc w:val="left"/>
+      <w:pPr>
+        <w:tabs>
+          <w:tab w:val="num" w:pos="5760"/>
+        </w:tabs>
+        <w:ind w:left="5760" w:hanging="360"/>
+      </w:pPr>
+    </w:lvl>
+    <w:lvl w:ilvl="8" w:tentative="1">
+      <w:start w:val="1"/>
+      <w:numFmt w:val="decimal"/>
+      <w:lvlText w:val="%9."/>
+      <w:lvlJc w:val="left"/>
+      <w:pPr>
+        <w:tabs>
+          <w:tab w:val="num" w:pos="6480"/>
+        </w:tabs>
+        <w:ind w:left="6480" w:hanging="360"/>
+      </w:pPr>
+    </w:lvl>
+  </w:abstractNum>
   <w:num w:numId="1" w16cid:durableId="975380484">
-    <w:abstractNumId w:val="0"/>
+    <w:abstractNumId w:val="1"/>
   </w:num>
   <w:num w:numId="2" w16cid:durableId="813372562">
-    <w:abstractNumId w:val="1"/>
+    <w:abstractNumId w:val="4"/>
+  </w:num>
+  <w:num w:numId="3" w16cid:durableId="155340074">
+    <w:abstractNumId w:val="2"/>
+  </w:num>
+  <w:num w:numId="4" w16cid:durableId="980034461">
+    <w:abstractNumId w:val="3"/>
+  </w:num>
+  <w:num w:numId="5" w16cid:durableId="1815561947">
+    <w:abstractNumId w:val="5"/>
+  </w:num>
+  <w:num w:numId="6" w16cid:durableId="1346589218">
+    <w:abstractNumId w:val="6"/>
+  </w:num>
+  <w:num w:numId="7" w16cid:durableId="1965849135">
+    <w:abstractNumId w:val="0"/>
   </w:num>
 </w:numbering>
 </file>
